--- a/docs/sdlc/30_implementation/WS2D-CS-001_コーディング規約.docx
+++ b/docs/sdlc/30_implementation/WS2D-CS-001_コーディング規約.docx
@@ -2986,6 +2986,133 @@
       </w:pPr>
       <w:r>
         <w:rPr>
+          <w:rFonts w:ascii="Yu Gothic" w:hAnsi="Yu Gothic" w:eastAsia="Yu Gothic"/>
+          <w:b/>
+        </w:rPr>
+        <w:t>機械検証の対象は `src/`・`web/`・`app.py` に限る</w:t>
+      </w:r>
+      <w:r>
+        <w:rPr>
+          <w:rFonts w:ascii="Yu Gothic" w:hAnsi="Yu Gothic" w:eastAsia="Yu Gothic"/>
+        </w:rPr>
+        <w:t>（</w:t>
+      </w:r>
+      <w:r>
+        <w:rPr>
+          <w:rFonts w:ascii="Consolas" w:hAnsi="Consolas" w:eastAsia="Consolas"/>
+          <w:sz w:val="18"/>
+        </w:rPr>
+        <w:t>pyproject.toml</w:t>
+      </w:r>
+      <w:r>
+        <w:rPr>
+          <w:rFonts w:ascii="Yu Gothic" w:hAnsi="Yu Gothic" w:eastAsia="Yu Gothic"/>
+        </w:rPr>
+        <w:t xml:space="preserve"> の </w:t>
+      </w:r>
+      <w:r>
+        <w:rPr>
+          <w:rFonts w:ascii="Consolas" w:hAnsi="Consolas" w:eastAsia="Consolas"/>
+          <w:sz w:val="18"/>
+        </w:rPr>
+        <w:t>[tool.mypy] files</w:t>
+      </w:r>
+      <w:r>
+        <w:rPr>
+          <w:rFonts w:ascii="Yu Gothic" w:hAnsi="Yu Gothic" w:eastAsia="Yu Gothic"/>
+        </w:rPr>
+        <w:t>）。</w:t>
+      </w:r>
+      <w:r>
+        <w:rPr>
+          <w:rFonts w:ascii="Consolas" w:hAnsi="Consolas" w:eastAsia="Consolas"/>
+          <w:sz w:val="18"/>
+        </w:rPr>
+        <w:t>tests/</w:t>
+      </w:r>
+      <w:r>
+        <w:rPr>
+          <w:rFonts w:ascii="Yu Gothic" w:hAnsi="Yu Gothic" w:eastAsia="Yu Gothic"/>
+        </w:rPr>
+        <w:t xml:space="preserve"> と </w:t>
+      </w:r>
+      <w:r>
+        <w:rPr>
+          <w:rFonts w:ascii="Consolas" w:hAnsi="Consolas" w:eastAsia="Consolas"/>
+          <w:sz w:val="18"/>
+        </w:rPr>
+        <w:t>scripts/</w:t>
+      </w:r>
+      <w:r>
+        <w:rPr>
+          <w:rFonts w:ascii="Yu Gothic" w:hAnsi="Yu Gothic" w:eastAsia="Yu Gothic"/>
+        </w:rPr>
+        <w:t xml:space="preserve"> は mypy の対象外であり、この節の規定は努力目標として扱う。</w:t>
+      </w:r>
+    </w:p>
+    <w:p>
+      <w:pPr>
+        <w:pStyle w:val="ListBullet"/>
+        <w:ind w:left="720"/>
+      </w:pPr>
+      <w:r>
+        <w:rPr>
+          <w:rFonts w:ascii="Yu Gothic" w:hAnsi="Yu Gothic" w:eastAsia="Yu Gothic"/>
+        </w:rPr>
+        <w:t xml:space="preserve">理由: 2026-08-16 実測で </w:t>
+      </w:r>
+      <w:r>
+        <w:rPr>
+          <w:rFonts w:ascii="Consolas" w:hAnsi="Consolas" w:eastAsia="Consolas"/>
+          <w:sz w:val="18"/>
+        </w:rPr>
+        <w:t>tests/</w:t>
+      </w:r>
+      <w:r>
+        <w:rPr>
+          <w:rFonts w:ascii="Yu Gothic" w:hAnsi="Yu Gothic" w:eastAsia="Yu Gothic"/>
+        </w:rPr>
+        <w:t xml:space="preserve"> を mypy にかけると 43 ファイル・99 件のエラーが出る。戻り値注釈の欠落だけでなく、テスト特有の型（モンキーパッチした偽プロセス、</w:t>
+      </w:r>
+      <w:r>
+        <w:rPr>
+          <w:rFonts w:ascii="Consolas" w:hAnsi="Consolas" w:eastAsia="Consolas"/>
+          <w:sz w:val="18"/>
+        </w:rPr>
+        <w:t>None</w:t>
+      </w:r>
+      <w:r>
+        <w:rPr>
+          <w:rFonts w:ascii="Yu Gothic" w:hAnsi="Yu Gothic" w:eastAsia="Yu Gothic"/>
+        </w:rPr>
+        <w:t xml:space="preserve"> 初期化など）に起因するものを含む。一括解消の目処が立たないまま規約だけを残すと、「違反しているが誰も気づけない」状態が固定される。</w:t>
+      </w:r>
+    </w:p>
+    <w:p>
+      <w:pPr>
+        <w:pStyle w:val="ListBullet"/>
+        <w:ind w:left="720"/>
+      </w:pPr>
+      <w:r>
+        <w:rPr>
+          <w:rFonts w:ascii="Yu Gothic" w:hAnsi="Yu Gothic" w:eastAsia="Yu Gothic"/>
+        </w:rPr>
+        <w:t>対象を広げる場合は、99 件の解消計画とセットで判断する。</w:t>
+      </w:r>
+      <w:r>
+        <w:rPr>
+          <w:rFonts w:ascii="Yu Gothic" w:hAnsi="Yu Gothic" w:eastAsia="Yu Gothic"/>
+          <w:b/>
+        </w:rPr>
+        <w:t>規約だけを先に広げない。</w:t>
+      </w:r>
+    </w:p>
+    <w:p>
+      <w:pPr>
+        <w:pStyle w:val="ListBullet"/>
+      </w:pPr>
+      <w:r>
+        <w:rPr>
           <w:rFonts w:ascii="Consolas" w:hAnsi="Consolas" w:eastAsia="Consolas"/>
           <w:sz w:val="18"/>
         </w:rPr>
@@ -6367,7 +6494,7 @@
         <w:rPr>
           <w:rFonts w:ascii="Yu Gothic" w:hAnsi="Yu Gothic" w:eastAsia="Yu Gothic"/>
         </w:rPr>
-        <w:t>）。色は生のhex値を直書きせず、トークン参照（</w:t>
+        <w:t>）。ダークモード追従のため、色はトークン参照（</w:t>
       </w:r>
       <w:r>
         <w:rPr>
@@ -6380,7 +6507,89 @@
         <w:rPr>
           <w:rFonts w:ascii="Yu Gothic" w:hAnsi="Yu Gothic" w:eastAsia="Yu Gothic"/>
         </w:rPr>
-        <w:t xml:space="preserve"> 等）を使う。ダークモード追従のため。例外はエクスポート下地の白のみ。</w:t>
+        <w:t xml:space="preserve"> 等）を使う。</w:t>
+      </w:r>
+    </w:p>
+    <w:p>
+      <w:pPr>
+        <w:pStyle w:val="ListBullet"/>
+        <w:ind w:left="720"/>
+      </w:pPr>
+      <w:r>
+        <w:rPr>
+          <w:rFonts w:ascii="Yu Gothic" w:hAnsi="Yu Gothic" w:eastAsia="Yu Gothic"/>
+          <w:b/>
+        </w:rPr>
+        <w:t>適用は新しく書く・変更する箇所に限る。</w:t>
+      </w:r>
+      <w:r>
+        <w:rPr>
+          <w:rFonts w:ascii="Yu Gothic" w:hAnsi="Yu Gothic" w:eastAsia="Yu Gothic"/>
+        </w:rPr>
+        <w:t xml:space="preserve"> 既存の直書きを一括で置換することは求めない。</w:t>
+      </w:r>
+    </w:p>
+    <w:p>
+      <w:pPr>
+        <w:pStyle w:val="ListBullet"/>
+        <w:ind w:left="720"/>
+      </w:pPr>
+      <w:r>
+        <w:rPr>
+          <w:rFonts w:ascii="Yu Gothic" w:hAnsi="Yu Gothic" w:eastAsia="Yu Gothic"/>
+        </w:rPr>
+        <w:t xml:space="preserve">理由: 2026-08-16 実測で </w:t>
+      </w:r>
+      <w:r>
+        <w:rPr>
+          <w:rFonts w:ascii="Consolas" w:hAnsi="Consolas" w:eastAsia="Consolas"/>
+          <w:sz w:val="18"/>
+        </w:rPr>
+        <w:t>static/</w:t>
+      </w:r>
+      <w:r>
+        <w:rPr>
+          <w:rFonts w:ascii="Yu Gothic" w:hAnsi="Yu Gothic" w:eastAsia="Yu Gothic"/>
+        </w:rPr>
+        <w:t xml:space="preserve"> 配下の hex 直書きは 16 ファイル・276 箇所。全置換は対応するトークンの新設を伴い、影響範囲が広い。規約を全体へ適用したままにすると、既存 276 箇所が恒常的な違反として残り、新規の違反と区別できなくなる。</w:t>
+      </w:r>
+    </w:p>
+    <w:p>
+      <w:pPr>
+        <w:pStyle w:val="ListBullet"/>
+        <w:ind w:left="720"/>
+      </w:pPr>
+      <w:r>
+        <w:rPr>
+          <w:rFonts w:ascii="Yu Gothic" w:hAnsi="Yu Gothic" w:eastAsia="Yu Gothic"/>
+        </w:rPr>
+        <w:t xml:space="preserve">使うトークンが無い色に出会ったら、直書きせず </w:t>
+      </w:r>
+      <w:r>
+        <w:rPr>
+          <w:rFonts w:ascii="Consolas" w:hAnsi="Consolas" w:eastAsia="Consolas"/>
+          <w:sz w:val="18"/>
+        </w:rPr>
+        <w:t>static/tokens.css</w:t>
+      </w:r>
+      <w:r>
+        <w:rPr>
+          <w:rFonts w:ascii="Yu Gothic" w:hAnsi="Yu Gothic" w:eastAsia="Yu Gothic"/>
+        </w:rPr>
+        <w:t xml:space="preserve"> にトークンを足す（例: 濃色背景に載せる文字色は </w:t>
+      </w:r>
+      <w:r>
+        <w:rPr>
+          <w:rFonts w:ascii="Consolas" w:hAnsi="Consolas" w:eastAsia="Consolas"/>
+          <w:sz w:val="18"/>
+        </w:rPr>
+        <w:t>--color-on-primary</w:t>
+      </w:r>
+      <w:r>
+        <w:rPr>
+          <w:rFonts w:ascii="Yu Gothic" w:hAnsi="Yu Gothic" w:eastAsia="Yu Gothic"/>
+        </w:rPr>
+        <w:t>）。</w:t>
       </w:r>
     </w:p>
     <w:p>
@@ -8908,6 +9117,168 @@
                 <w:sz w:val="18"/>
               </w:rPr>
               <w:t>全面改訂。命名規則表・型ヒント方針・docstring規約・ファイル/関数サイズの実測基準・JS/CSS規約・コミットメッセージ実例・pre-commit強制範囲の明確化・依存関係管理・AIエージェント向け規約を追加し、250行以上に拡充</w:t>
+            </w:r>
+          </w:p>
+        </w:tc>
+        <w:tc>
+          <w:tcPr>
+            <w:tcW w:type="dxa" w:w="2480"/>
+          </w:tcPr>
+          <w:p>
+            <w:r>
+              <w:rPr>
+                <w:sz w:val="18"/>
+              </w:rPr>
+            </w:r>
+            <w:r>
+              <w:rPr>
+                <w:rFonts w:ascii="Yu Gothic" w:hAnsi="Yu Gothic" w:eastAsia="Yu Gothic"/>
+                <w:sz w:val="18"/>
+              </w:rPr>
+              <w:t>開発チーム</w:t>
+            </w:r>
+          </w:p>
+        </w:tc>
+      </w:tr>
+      <w:tr>
+        <w:tc>
+          <w:tcPr>
+            <w:tcW w:type="dxa" w:w="2480"/>
+          </w:tcPr>
+          <w:p>
+            <w:r>
+              <w:rPr>
+                <w:sz w:val="18"/>
+              </w:rPr>
+            </w:r>
+            <w:r>
+              <w:rPr>
+                <w:rFonts w:ascii="Yu Gothic" w:hAnsi="Yu Gothic" w:eastAsia="Yu Gothic"/>
+                <w:sz w:val="18"/>
+              </w:rPr>
+              <w:t>2.1</w:t>
+            </w:r>
+          </w:p>
+        </w:tc>
+        <w:tc>
+          <w:tcPr>
+            <w:tcW w:type="dxa" w:w="2480"/>
+          </w:tcPr>
+          <w:p>
+            <w:r>
+              <w:rPr>
+                <w:sz w:val="18"/>
+              </w:rPr>
+            </w:r>
+            <w:r>
+              <w:rPr>
+                <w:rFonts w:ascii="Yu Gothic" w:hAnsi="Yu Gothic" w:eastAsia="Yu Gothic"/>
+                <w:sz w:val="18"/>
+              </w:rPr>
+              <w:t>2026-08-16</w:t>
+            </w:r>
+          </w:p>
+        </w:tc>
+        <w:tc>
+          <w:tcPr>
+            <w:tcW w:type="dxa" w:w="2480"/>
+          </w:tcPr>
+          <w:p>
+            <w:r>
+              <w:rPr>
+                <w:sz w:val="18"/>
+              </w:rPr>
+            </w:r>
+            <w:r>
+              <w:rPr>
+                <w:rFonts w:ascii="Yu Gothic" w:hAnsi="Yu Gothic" w:eastAsia="Yu Gothic"/>
+                <w:sz w:val="18"/>
+              </w:rPr>
+              <w:t xml:space="preserve">守られていない2規定を実態に合わせた。§3 型ヒント: 機械検証の対象を </w:t>
+            </w:r>
+            <w:r>
+              <w:rPr>
+                <w:rFonts w:ascii="Consolas" w:hAnsi="Consolas" w:eastAsia="Consolas"/>
+                <w:sz w:val="18"/>
+              </w:rPr>
+              <w:t>src</w:t>
+            </w:r>
+            <w:r>
+              <w:rPr>
+                <w:rFonts w:ascii="Yu Gothic" w:hAnsi="Yu Gothic" w:eastAsia="Yu Gothic"/>
+                <w:sz w:val="18"/>
+              </w:rPr>
+              <w:t>/</w:t>
+            </w:r>
+            <w:r>
+              <w:rPr>
+                <w:rFonts w:ascii="Consolas" w:hAnsi="Consolas" w:eastAsia="Consolas"/>
+                <w:sz w:val="18"/>
+              </w:rPr>
+              <w:t>web</w:t>
+            </w:r>
+            <w:r>
+              <w:rPr>
+                <w:rFonts w:ascii="Yu Gothic" w:hAnsi="Yu Gothic" w:eastAsia="Yu Gothic"/>
+                <w:sz w:val="18"/>
+              </w:rPr>
+              <w:t>/</w:t>
+            </w:r>
+            <w:r>
+              <w:rPr>
+                <w:rFonts w:ascii="Consolas" w:hAnsi="Consolas" w:eastAsia="Consolas"/>
+                <w:sz w:val="18"/>
+              </w:rPr>
+              <w:t>app.py</w:t>
+            </w:r>
+            <w:r>
+              <w:rPr>
+                <w:rFonts w:ascii="Yu Gothic" w:hAnsi="Yu Gothic" w:eastAsia="Yu Gothic"/>
+                <w:sz w:val="18"/>
+              </w:rPr>
+              <w:t xml:space="preserve"> に限り、</w:t>
+            </w:r>
+            <w:r>
+              <w:rPr>
+                <w:rFonts w:ascii="Consolas" w:hAnsi="Consolas" w:eastAsia="Consolas"/>
+                <w:sz w:val="18"/>
+              </w:rPr>
+              <w:t>tests</w:t>
+            </w:r>
+            <w:r>
+              <w:rPr>
+                <w:rFonts w:ascii="Yu Gothic" w:hAnsi="Yu Gothic" w:eastAsia="Yu Gothic"/>
+                <w:sz w:val="18"/>
+              </w:rPr>
+              <w:t>/</w:t>
+            </w:r>
+            <w:r>
+              <w:rPr>
+                <w:rFonts w:ascii="Consolas" w:hAnsi="Consolas" w:eastAsia="Consolas"/>
+                <w:sz w:val="18"/>
+              </w:rPr>
+              <w:t>scripts</w:t>
+            </w:r>
+            <w:r>
+              <w:rPr>
+                <w:rFonts w:ascii="Yu Gothic" w:hAnsi="Yu Gothic" w:eastAsia="Yu Gothic"/>
+                <w:sz w:val="18"/>
+              </w:rPr>
+              <w:t xml:space="preserve"> は努力目標と明記（実測 99 件）。§13 CSS トークン: 適用を新規・変更箇所に限定（実測 276 箇所）。あわせて </w:t>
+            </w:r>
+            <w:r>
+              <w:rPr>
+                <w:rFonts w:ascii="Consolas" w:hAnsi="Consolas" w:eastAsia="Consolas"/>
+                <w:sz w:val="18"/>
+              </w:rPr>
+              <w:t>--color-on-primary</w:t>
+            </w:r>
+            <w:r>
+              <w:rPr>
+                <w:rFonts w:ascii="Yu Gothic" w:hAnsi="Yu Gothic" w:eastAsia="Yu Gothic"/>
+                <w:sz w:val="18"/>
+              </w:rPr>
+              <w:t xml:space="preserve"> を新設し、白を直書きせずに済むようにした</w:t>
             </w:r>
           </w:p>
         </w:tc>
